--- a/fixtures/generated/c08__single-column.docx
+++ b/fixtures/generated/c08__single-column.docx
@@ -278,7 +278,7 @@
         <w:rPr>
           <w:i/>
         </w:rPr>
-        <w:t>Mid-West Regional Hospital Trust, Limerick</w:t>
+        <w:t>Shannon Valley Hospital Group, Limerick</w:t>
       </w:r>
     </w:p>
     <w:p>

--- a/fixtures/generated/c08__single-column.docx
+++ b/fixtures/generated/c08__single-column.docx
@@ -28,11 +28,6 @@
     <w:p>
       <w:r>
         <w:t>Castletroy</w:t>
-      </w:r>
-    </w:p>
-    <w:p>
-      <w:r>
-        <w:t>Limerick</w:t>
       </w:r>
     </w:p>
     <w:p>

--- a/fixtures/generated/c08__single-column.docx
+++ b/fixtures/generated/c08__single-column.docx
@@ -196,7 +196,7 @@
         <w:pStyle w:val="ListBullet"/>
       </w:pPr>
       <w:r>
-        <w:t>Acted as the named contact for three retail clients, who reached me directly on my personal mobile</w:t>
+        <w:t>Acted as the named contact for three retail clients, who reached me directly on my personal mobile 085 555 0177</w:t>
       </w:r>
     </w:p>
     <w:p>

--- a/fixtures/generated/c08__single-column.docx
+++ b/fixtures/generated/c08__single-column.docx
@@ -28,6 +28,11 @@
     <w:p>
       <w:r>
         <w:t>Castletroy</w:t>
+      </w:r>
+    </w:p>
+    <w:p>
+      <w:r>
+        <w:t>Limerick</w:t>
       </w:r>
     </w:p>
     <w:p>
